--- a/src/content/bios/Mahler-H 2013.docx
+++ b/src/content/bios/Mahler-H 2013.docx
@@ -1,6 +1,6 @@
 
 <file path=word/document.xml><?xml version="1.0" encoding="utf-8"?>
-<w:document xmlns:wpc="http://schemas.microsoft.com/office/word/2010/wordprocessingCanvas" xmlns:cx="http://schemas.microsoft.com/office/drawing/2014/chartex" xmlns:cx1="http://schemas.microsoft.com/office/drawing/2015/9/8/chartex" xmlns:cx2="http://schemas.microsoft.com/office/drawing/2015/10/21/chartex" xmlns:cx3="http://schemas.microsoft.com/office/drawing/2016/5/9/chartex" xmlns:cx4="http://schemas.microsoft.com/office/drawing/2016/5/10/chartex" xmlns:cx5="http://schemas.microsoft.com/office/drawing/2016/5/11/chartex" xmlns:cx6="http://schemas.microsoft.com/office/drawing/2016/5/12/chartex" xmlns:cx7="http://schemas.microsoft.com/office/drawing/2016/5/13/chartex" xmlns:cx8="http://schemas.microsoft.com/office/drawing/2016/5/14/chartex" xmlns:mc="http://schemas.openxmlformats.org/markup-compatibility/2006" xmlns:aink="http://schemas.microsoft.com/office/drawing/2016/ink" xmlns:am3d="http://schemas.microsoft.com/office/drawing/2017/model3d" xmlns:o="urn:schemas-microsoft-com:office:office" xmlns:oel="http://schemas.microsoft.com/office/2019/extlst" xmlns:r="http://schemas.openxmlformats.org/officeDocument/2006/relationships" xmlns:m="http://schemas.openxmlformats.org/officeDocument/2006/math" xmlns:v="urn:schemas-microsoft-com:vml" xmlns:wp14="http://schemas.microsoft.com/office/word/2010/wordprocessingDrawing" xmlns:wp="http://schemas.openxmlformats.org/drawingml/2006/wordprocessingDrawing" xmlns:w10="urn:schemas-microsoft-com:office:word" xmlns:w="http://schemas.openxmlformats.org/wordprocessingml/2006/main" xmlns:w14="http://schemas.microsoft.com/office/word/2010/wordml" xmlns:w15="http://schemas.microsoft.com/office/word/2012/wordml" xmlns:w16cex="http://schemas.microsoft.com/office/word/2018/wordml/cex" xmlns:w16cid="http://schemas.microsoft.com/office/word/2016/wordml/cid" xmlns:w16="http://schemas.microsoft.com/office/word/2018/wordml" xmlns:w16du="http://schemas.microsoft.com/office/word/2023/wordml/word16du" xmlns:w16sdtdh="http://schemas.microsoft.com/office/word/2020/wordml/sdtdatahash" xmlns:w16sdtfl="http://schemas.microsoft.com/office/word/2024/wordml/sdtformatlock" xmlns:w16se="http://schemas.microsoft.com/office/word/2015/wordml/symex" xmlns:wpg="http://schemas.microsoft.com/office/word/2010/wordprocessingGroup" xmlns:wpi="http://schemas.microsoft.com/office/word/2010/wordprocessingInk" xmlns:wne="http://schemas.microsoft.com/office/word/2006/wordml" xmlns:wps="http://schemas.microsoft.com/office/word/2010/wordprocessingShape" mc:Ignorable="w14 w15 w16se w16cid w16 w16cex w16sdtdh w16sdtfl w16du wp14">
+<w:document xmlns:wpc="http://schemas.microsoft.com/office/word/2010/wordprocessingCanvas" xmlns:cx="http://schemas.microsoft.com/office/drawing/2014/chartex" xmlns:cx1="http://schemas.microsoft.com/office/drawing/2015/9/8/chartex" xmlns:cx2="http://schemas.microsoft.com/office/drawing/2015/10/21/chartex" xmlns:cx3="http://schemas.microsoft.com/office/drawing/2016/5/9/chartex" xmlns:cx4="http://schemas.microsoft.com/office/drawing/2016/5/10/chartex" xmlns:cx5="http://schemas.microsoft.com/office/drawing/2016/5/11/chartex" xmlns:cx6="http://schemas.microsoft.com/office/drawing/2016/5/12/chartex" xmlns:cx7="http://schemas.microsoft.com/office/drawing/2016/5/13/chartex" xmlns:cx8="http://schemas.microsoft.com/office/drawing/2016/5/14/chartex" xmlns:mc="http://schemas.openxmlformats.org/markup-compatibility/2006" xmlns:m="http://schemas.openxmlformats.org/officeDocument/2006/math" xmlns:aink="http://schemas.microsoft.com/office/drawing/2016/ink" xmlns:am3d="http://schemas.microsoft.com/office/drawing/2017/model3d" xmlns:oel="http://schemas.microsoft.com/office/2019/extlst" xmlns:r="http://schemas.openxmlformats.org/officeDocument/2006/relationships" xmlns:wp14="http://schemas.microsoft.com/office/word/2010/wordprocessingDrawing" xmlns:wp="http://schemas.openxmlformats.org/drawingml/2006/wordprocessingDrawing" xmlns:wpg="http://schemas.microsoft.com/office/word/2010/wordprocessingGroup" xmlns:wpi="http://schemas.microsoft.com/office/word/2010/wordprocessingInk" xmlns:wps="http://schemas.microsoft.com/office/word/2010/wordprocessingShape" xmlns:o="urn:schemas-microsoft-com:office:office" xmlns:v="urn:schemas-microsoft-com:vml" xmlns:w10="urn:schemas-microsoft-com:office:word" xmlns:w="http://schemas.openxmlformats.org/wordprocessingml/2006/main" xmlns:w14="http://schemas.microsoft.com/office/word/2010/wordml" xmlns:w15="http://schemas.microsoft.com/office/word/2012/wordml" xmlns:w16cei="http://schemas.microsoft.com/office/word/2026/wordml/cei" xmlns:w16cex="http://schemas.microsoft.com/office/word/2018/wordml/cex" xmlns:w16cid="http://schemas.microsoft.com/office/word/2016/wordml/cid" xmlns:w16="http://schemas.microsoft.com/office/word/2018/wordml" xmlns:w16sdtdh="http://schemas.microsoft.com/office/word/2020/wordml/sdtdatahash" xmlns:w16sdtfl="http://schemas.microsoft.com/office/word/2024/wordml/sdtformatlock" xmlns:w16se="http://schemas.microsoft.com/office/word/2015/wordml/symex" xmlns:w16du="http://schemas.microsoft.com/office/word/2023/wordml/word16du" xmlns:wne="http://schemas.microsoft.com/office/word/2006/wordml" mc:Ignorable="w14 w15 w16se w16cid w16 w16cex w16sdtdh w16sdtfl w16du wp14">
   <w:body>
     <w:p>
       <w:pPr>
@@ -401,25 +401,16 @@
       <w:r>
         <w:rPr>
           <w:rFonts w:ascii="Times New Roman" w:hAnsi="Times New Roman" w:cs="Times New Roman"/>
-          <w:sz w:val="24"/>
-          <w:szCs w:val="24"/>
-          <w:lang w:val="en-GB"/>
-        </w:rPr>
-        <w:t xml:space="preserve"> </w:t>
-      </w:r>
-      <w:r>
-        <w:rPr>
-          <w:rFonts w:ascii="Times New Roman" w:hAnsi="Times New Roman" w:cs="Times New Roman"/>
           <w:noProof/>
           <w:sz w:val="24"/>
           <w:szCs w:val="24"/>
-          <w:lang w:val="en-GB" w:eastAsia="nl-NL"/>
+          <w:lang w:val="en-GB"/>
         </w:rPr>
         <w:drawing>
-          <wp:inline distT="0" distB="0" distL="0" distR="0" wp14:anchorId="1C9C1F8C" wp14:editId="560E94AD">
-            <wp:extent cx="1466070" cy="1957203"/>
-            <wp:effectExtent l="0" t="0" r="0" b="0"/>
-            <wp:docPr id="2" name="Afbeelding 1"/>
+          <wp:inline distT="0" distB="0" distL="0" distR="0" wp14:anchorId="0C43AD29" wp14:editId="5C5DB1B5">
+            <wp:extent cx="1975638" cy="2919662"/>
+            <wp:effectExtent l="0" t="0" r="5715" b="1905"/>
+            <wp:docPr id="1744568577" name="Afbeelding 1"/>
             <wp:cNvGraphicFramePr>
               <a:graphicFrameLocks xmlns:a="http://schemas.openxmlformats.org/drawingml/2006/main" noChangeAspect="1"/>
             </wp:cNvGraphicFramePr>
@@ -427,33 +418,29 @@
               <a:graphicData uri="http://schemas.openxmlformats.org/drawingml/2006/picture">
                 <pic:pic xmlns:pic="http://schemas.openxmlformats.org/drawingml/2006/picture">
                   <pic:nvPicPr>
-                    <pic:cNvPr id="0" name="Picture 1"/>
-                    <pic:cNvPicPr>
-                      <a:picLocks noChangeAspect="1" noChangeArrowheads="1"/>
-                    </pic:cNvPicPr>
+                    <pic:cNvPr id="1744568577" name="Afbeelding 1744568577"/>
+                    <pic:cNvPicPr/>
                   </pic:nvPicPr>
                   <pic:blipFill>
-                    <a:blip r:embed="rId7" cstate="print"/>
-                    <a:srcRect/>
+                    <a:blip r:embed="rId7">
+                      <a:extLst>
+                        <a:ext uri="{28A0092B-C50C-407E-A947-70E740481C1C}">
+                          <a14:useLocalDpi xmlns:a14="http://schemas.microsoft.com/office/drawing/2010/main" val="0"/>
+                        </a:ext>
+                      </a:extLst>
+                    </a:blip>
                     <a:stretch>
                       <a:fillRect/>
                     </a:stretch>
                   </pic:blipFill>
-                  <pic:spPr bwMode="auto">
+                  <pic:spPr>
                     <a:xfrm>
                       <a:off x="0" y="0"/>
-                      <a:ext cx="1488561" cy="1987228"/>
+                      <a:ext cx="1994412" cy="2947407"/>
                     </a:xfrm>
                     <a:prstGeom prst="rect">
                       <a:avLst/>
                     </a:prstGeom>
-                    <a:noFill/>
-                    <a:ln w="9525">
-                      <a:noFill/>
-                      <a:miter lim="800000"/>
-                      <a:headEnd/>
-                      <a:tailEnd/>
-                    </a:ln>
                   </pic:spPr>
                 </pic:pic>
               </a:graphicData>
@@ -468,7 +455,7 @@
           <w:szCs w:val="24"/>
           <w:lang w:val="en-GB"/>
         </w:rPr>
-        <w:t xml:space="preserve"> </w:t>
+        <w:t xml:space="preserve">  </w:t>
       </w:r>
     </w:p>
     <w:p>
@@ -509,19 +496,15 @@
         </w:rPr>
         <w:t xml:space="preserve">: </w:t>
       </w:r>
-      <w:hyperlink r:id="rId8" w:history="1">
-        <w:r>
-          <w:rPr>
-            <w:rStyle w:val="Hyperlink"/>
-            <w:rFonts w:ascii="Times New Roman" w:hAnsi="Times New Roman" w:cs="Times New Roman"/>
-            <w:sz w:val="24"/>
-            <w:szCs w:val="24"/>
-            <w:u w:val="none"/>
-            <w:lang w:val="en-GB"/>
-          </w:rPr>
-          <w:t>www.denstoredanske.dk/@api/deki/files/66926/=Halfdan_Mahler_f1923.png</w:t>
-        </w:r>
-      </w:hyperlink>
+      <w:r>
+        <w:rPr>
+          <w:rFonts w:ascii="Times New Roman" w:hAnsi="Times New Roman" w:cs="Times New Roman"/>
+          <w:sz w:val="24"/>
+          <w:szCs w:val="24"/>
+          <w:lang w:val="en-GB"/>
+        </w:rPr>
+        <w:t>Mahler, n.d., Wikimedia Commons, photographer Erling Mandelmann</w:t>
+      </w:r>
     </w:p>
     <w:p>
       <w:pPr>
@@ -552,7 +535,7 @@
         </w:rPr>
         <w:t xml:space="preserve"> </w:t>
       </w:r>
-      <w:hyperlink r:id="rId9" w:history="1">
+      <w:hyperlink r:id="rId8" w:history="1">
         <w:r>
           <w:rPr>
             <w:rStyle w:val="Hyperlink"/>
@@ -1998,7 +1981,17 @@
           <w:szCs w:val="24"/>
           <w:lang w:val="en-GB"/>
         </w:rPr>
-        <w:t xml:space="preserve"> was Chief of the Tuberculosis Unit at WHO headquarters </w:t>
+        <w:t xml:space="preserve"> was Chief of </w:t>
+      </w:r>
+      <w:r>
+        <w:rPr>
+          <w:rFonts w:ascii="Times New Roman" w:hAnsi="Times New Roman" w:cs="Times New Roman"/>
+          <w:sz w:val="24"/>
+          <w:szCs w:val="24"/>
+          <w:lang w:val="en-GB"/>
+        </w:rPr>
+        <w:lastRenderedPageBreak/>
+        <w:t xml:space="preserve">the Tuberculosis Unit at WHO headquarters </w:t>
       </w:r>
       <w:r>
         <w:rPr>
@@ -2259,17 +2252,7 @@
           <w:szCs w:val="24"/>
           <w:lang w:val="en-GB"/>
         </w:rPr>
-        <w:t xml:space="preserve">planning </w:t>
-      </w:r>
-      <w:r>
-        <w:rPr>
-          <w:rFonts w:ascii="Times New Roman" w:hAnsi="Times New Roman" w:cs="Times New Roman"/>
-          <w:sz w:val="24"/>
-          <w:szCs w:val="24"/>
-          <w:lang w:val="en-GB"/>
-        </w:rPr>
-        <w:lastRenderedPageBreak/>
-        <w:t>remain</w:t>
+        <w:t>planning remain</w:t>
       </w:r>
       <w:r>
         <w:rPr>
@@ -4754,7 +4737,17 @@
           <w:szCs w:val="24"/>
           <w:lang w:val="en-GB"/>
         </w:rPr>
-        <w:t>. It was even mocked by high-level staff, ‘who counted the number of days remaining until the end of the century’ (</w:t>
+        <w:t xml:space="preserve">. </w:t>
+      </w:r>
+      <w:r>
+        <w:rPr>
+          <w:rFonts w:ascii="Times New Roman" w:hAnsi="Times New Roman" w:cs="Times New Roman"/>
+          <w:sz w:val="24"/>
+          <w:szCs w:val="24"/>
+          <w:lang w:val="en-GB"/>
+        </w:rPr>
+        <w:lastRenderedPageBreak/>
+        <w:t>It was even mocked by high-level staff, ‘who counted the number of days remaining until the end of the century’ (</w:t>
       </w:r>
       <w:proofErr w:type="spellStart"/>
       <w:r>
@@ -4927,7 +4920,6 @@
           <w:szCs w:val="24"/>
           <w:lang w:val="en-GB"/>
         </w:rPr>
-        <w:lastRenderedPageBreak/>
         <w:t>very</w:t>
       </w:r>
       <w:r>
@@ -6970,7 +6962,17 @@
           <w:szCs w:val="24"/>
           <w:lang w:val="en-GB"/>
         </w:rPr>
-        <w:t>n reaction to</w:t>
+        <w:t xml:space="preserve">n reaction </w:t>
+      </w:r>
+      <w:r>
+        <w:rPr>
+          <w:rFonts w:ascii="Times New Roman" w:hAnsi="Times New Roman" w:cs="Times New Roman"/>
+          <w:sz w:val="24"/>
+          <w:szCs w:val="24"/>
+          <w:lang w:val="en-GB"/>
+        </w:rPr>
+        <w:lastRenderedPageBreak/>
+        <w:t>to</w:t>
       </w:r>
       <w:r>
         <w:rPr>
@@ -7208,17 +7210,7 @@
           <w:szCs w:val="24"/>
           <w:lang w:val="en-GB"/>
         </w:rPr>
-        <w:t xml:space="preserve">conceded that </w:t>
-      </w:r>
-      <w:r>
-        <w:rPr>
-          <w:rFonts w:ascii="Times New Roman" w:hAnsi="Times New Roman" w:cs="Times New Roman"/>
-          <w:sz w:val="24"/>
-          <w:szCs w:val="24"/>
-          <w:lang w:val="en-GB"/>
-        </w:rPr>
-        <w:lastRenderedPageBreak/>
-        <w:t>he had not realized the</w:t>
+        <w:t>conceded that he had not realized the</w:t>
       </w:r>
       <w:r>
         <w:rPr>
@@ -8839,7 +8831,7 @@
         </w:rPr>
         <w:t>(</w:t>
       </w:r>
-      <w:hyperlink r:id="rId10" w:history="1">
+      <w:hyperlink r:id="rId9" w:history="1">
         <w:r>
           <w:rPr>
             <w:rStyle w:val="Hyperlink"/>
@@ -8953,6 +8945,7 @@
           <w:szCs w:val="24"/>
           <w:lang w:val="en-GB"/>
         </w:rPr>
+        <w:lastRenderedPageBreak/>
         <w:t>ARCHIVES</w:t>
       </w:r>
       <w:r>
@@ -9203,17 +9196,7 @@
           <w:szCs w:val="24"/>
           <w:lang w:val="en-GB"/>
         </w:rPr>
-        <w:t xml:space="preserve">, </w:t>
-      </w:r>
-      <w:r>
-        <w:rPr>
-          <w:rFonts w:ascii="Times New Roman" w:hAnsi="Times New Roman" w:cs="Times New Roman"/>
-          <w:sz w:val="24"/>
-          <w:szCs w:val="24"/>
-          <w:lang w:val="en-GB"/>
-        </w:rPr>
-        <w:lastRenderedPageBreak/>
-        <w:t>284/5753, 1980, 206-209;</w:t>
+        <w:t>, 284/5753, 1980, 206-209;</w:t>
       </w:r>
       <w:r>
         <w:rPr>
@@ -9458,7 +9441,7 @@
         </w:rPr>
         <w:t xml:space="preserve"> World Health Assembly’, 2008, available at </w:t>
       </w:r>
-      <w:hyperlink r:id="rId11" w:history="1">
+      <w:hyperlink r:id="rId10" w:history="1">
         <w:r>
           <w:rPr>
             <w:rStyle w:val="Hyperlink"/>
@@ -9549,7 +9532,7 @@
         </w:rPr>
         <w:t xml:space="preserve">, available at </w:t>
       </w:r>
-      <w:hyperlink r:id="rId12" w:history="1">
+      <w:hyperlink r:id="rId11" w:history="1">
         <w:r>
           <w:rPr>
             <w:rStyle w:val="Hyperlink"/>
@@ -9737,7 +9720,7 @@
         </w:rPr>
         <w:t xml:space="preserve"> at </w:t>
       </w:r>
-      <w:hyperlink r:id="rId13" w:history="1">
+      <w:hyperlink r:id="rId12" w:history="1">
         <w:r>
           <w:rPr>
             <w:rStyle w:val="Hyperlink"/>
@@ -10866,7 +10849,7 @@
         </w:rPr>
         <w:t xml:space="preserve">ird Director-General Dies at 93’ at </w:t>
       </w:r>
-      <w:hyperlink r:id="rId14" w:history="1">
+      <w:hyperlink r:id="rId13" w:history="1">
         <w:r>
           <w:rPr>
             <w:rStyle w:val="Hyperlink"/>
@@ -11191,7 +11174,7 @@
         </w:rPr>
         <w:t xml:space="preserve">Eisenberg, </w:t>
       </w:r>
-      <w:hyperlink r:id="rId15" w:history="1">
+      <w:hyperlink r:id="rId14" w:history="1">
         <w:r>
           <w:rPr>
             <w:rStyle w:val="Hyperlink"/>
@@ -11215,9 +11198,9 @@
       </w:r>
     </w:p>
     <w:sectPr>
-      <w:headerReference w:type="even" r:id="rId16"/>
-      <w:headerReference w:type="default" r:id="rId17"/>
-      <w:footerReference w:type="default" r:id="rId18"/>
+      <w:headerReference w:type="even" r:id="rId15"/>
+      <w:headerReference w:type="default" r:id="rId16"/>
+      <w:footerReference w:type="default" r:id="rId17"/>
       <w:pgSz w:w="11906" w:h="16838"/>
       <w:pgMar w:top="1418" w:right="1418" w:bottom="1418" w:left="1418" w:header="709" w:footer="709" w:gutter="0"/>
       <w:cols w:space="720"/>
@@ -11228,7 +11211,7 @@
 </file>
 
 <file path=word/endnotes.xml><?xml version="1.0" encoding="utf-8"?>
-<w:endnotes xmlns:wpc="http://schemas.microsoft.com/office/word/2010/wordprocessingCanvas" xmlns:cx="http://schemas.microsoft.com/office/drawing/2014/chartex" xmlns:cx1="http://schemas.microsoft.com/office/drawing/2015/9/8/chartex" xmlns:cx2="http://schemas.microsoft.com/office/drawing/2015/10/21/chartex" xmlns:cx3="http://schemas.microsoft.com/office/drawing/2016/5/9/chartex" xmlns:cx4="http://schemas.microsoft.com/office/drawing/2016/5/10/chartex" xmlns:cx5="http://schemas.microsoft.com/office/drawing/2016/5/11/chartex" xmlns:cx6="http://schemas.microsoft.com/office/drawing/2016/5/12/chartex" xmlns:cx7="http://schemas.microsoft.com/office/drawing/2016/5/13/chartex" xmlns:cx8="http://schemas.microsoft.com/office/drawing/2016/5/14/chartex" xmlns:mc="http://schemas.openxmlformats.org/markup-compatibility/2006" xmlns:aink="http://schemas.microsoft.com/office/drawing/2016/ink" xmlns:am3d="http://schemas.microsoft.com/office/drawing/2017/model3d" xmlns:o="urn:schemas-microsoft-com:office:office" xmlns:oel="http://schemas.microsoft.com/office/2019/extlst" xmlns:r="http://schemas.openxmlformats.org/officeDocument/2006/relationships" xmlns:m="http://schemas.openxmlformats.org/officeDocument/2006/math" xmlns:v="urn:schemas-microsoft-com:vml" xmlns:wp14="http://schemas.microsoft.com/office/word/2010/wordprocessingDrawing" xmlns:wp="http://schemas.openxmlformats.org/drawingml/2006/wordprocessingDrawing" xmlns:w10="urn:schemas-microsoft-com:office:word" xmlns:w="http://schemas.openxmlformats.org/wordprocessingml/2006/main" xmlns:w14="http://schemas.microsoft.com/office/word/2010/wordml" xmlns:w15="http://schemas.microsoft.com/office/word/2012/wordml" xmlns:w16cex="http://schemas.microsoft.com/office/word/2018/wordml/cex" xmlns:w16cid="http://schemas.microsoft.com/office/word/2016/wordml/cid" xmlns:w16="http://schemas.microsoft.com/office/word/2018/wordml" xmlns:w16du="http://schemas.microsoft.com/office/word/2023/wordml/word16du" xmlns:w16sdtdh="http://schemas.microsoft.com/office/word/2020/wordml/sdtdatahash" xmlns:w16sdtfl="http://schemas.microsoft.com/office/word/2024/wordml/sdtformatlock" xmlns:w16se="http://schemas.microsoft.com/office/word/2015/wordml/symex" xmlns:wpg="http://schemas.microsoft.com/office/word/2010/wordprocessingGroup" xmlns:wpi="http://schemas.microsoft.com/office/word/2010/wordprocessingInk" xmlns:wne="http://schemas.microsoft.com/office/word/2006/wordml" xmlns:wps="http://schemas.microsoft.com/office/word/2010/wordprocessingShape" mc:Ignorable="w14 w15 w16se w16cid w16 w16cex w16sdtdh w16sdtfl w16du wp14">
+<w:endnotes xmlns:wpc="http://schemas.microsoft.com/office/word/2010/wordprocessingCanvas" xmlns:cx="http://schemas.microsoft.com/office/drawing/2014/chartex" xmlns:cx1="http://schemas.microsoft.com/office/drawing/2015/9/8/chartex" xmlns:cx2="http://schemas.microsoft.com/office/drawing/2015/10/21/chartex" xmlns:cx3="http://schemas.microsoft.com/office/drawing/2016/5/9/chartex" xmlns:cx4="http://schemas.microsoft.com/office/drawing/2016/5/10/chartex" xmlns:cx5="http://schemas.microsoft.com/office/drawing/2016/5/11/chartex" xmlns:cx6="http://schemas.microsoft.com/office/drawing/2016/5/12/chartex" xmlns:cx7="http://schemas.microsoft.com/office/drawing/2016/5/13/chartex" xmlns:cx8="http://schemas.microsoft.com/office/drawing/2016/5/14/chartex" xmlns:mc="http://schemas.openxmlformats.org/markup-compatibility/2006" xmlns:m="http://schemas.openxmlformats.org/officeDocument/2006/math" xmlns:aink="http://schemas.microsoft.com/office/drawing/2016/ink" xmlns:am3d="http://schemas.microsoft.com/office/drawing/2017/model3d" xmlns:oel="http://schemas.microsoft.com/office/2019/extlst" xmlns:r="http://schemas.openxmlformats.org/officeDocument/2006/relationships" xmlns:wp14="http://schemas.microsoft.com/office/word/2010/wordprocessingDrawing" xmlns:wp="http://schemas.openxmlformats.org/drawingml/2006/wordprocessingDrawing" xmlns:wpg="http://schemas.microsoft.com/office/word/2010/wordprocessingGroup" xmlns:wpi="http://schemas.microsoft.com/office/word/2010/wordprocessingInk" xmlns:wps="http://schemas.microsoft.com/office/word/2010/wordprocessingShape" xmlns:o="urn:schemas-microsoft-com:office:office" xmlns:v="urn:schemas-microsoft-com:vml" xmlns:w10="urn:schemas-microsoft-com:office:word" xmlns:w="http://schemas.openxmlformats.org/wordprocessingml/2006/main" xmlns:w14="http://schemas.microsoft.com/office/word/2010/wordml" xmlns:w15="http://schemas.microsoft.com/office/word/2012/wordml" xmlns:w16cei="http://schemas.microsoft.com/office/word/2026/wordml/cei" xmlns:w16cex="http://schemas.microsoft.com/office/word/2018/wordml/cex" xmlns:w16cid="http://schemas.microsoft.com/office/word/2016/wordml/cid" xmlns:w16="http://schemas.microsoft.com/office/word/2018/wordml" xmlns:w16sdtdh="http://schemas.microsoft.com/office/word/2020/wordml/sdtdatahash" xmlns:w16sdtfl="http://schemas.microsoft.com/office/word/2024/wordml/sdtformatlock" xmlns:w16se="http://schemas.microsoft.com/office/word/2015/wordml/symex" xmlns:w16du="http://schemas.microsoft.com/office/word/2023/wordml/word16du" xmlns:wne="http://schemas.microsoft.com/office/word/2006/wordml" mc:Ignorable="w14 w15 w16se w16cid w16 w16cex w16sdtdh w16sdtfl w16du wp14">
   <w:endnote w:type="separator" w:id="-1">
     <w:p>
       <w:pPr>
@@ -11253,7 +11236,7 @@
 </file>
 
 <file path=word/footer1.xml><?xml version="1.0" encoding="utf-8"?>
-<w:ftr xmlns:wpc="http://schemas.microsoft.com/office/word/2010/wordprocessingCanvas" xmlns:cx="http://schemas.microsoft.com/office/drawing/2014/chartex" xmlns:cx1="http://schemas.microsoft.com/office/drawing/2015/9/8/chartex" xmlns:cx2="http://schemas.microsoft.com/office/drawing/2015/10/21/chartex" xmlns:cx3="http://schemas.microsoft.com/office/drawing/2016/5/9/chartex" xmlns:cx4="http://schemas.microsoft.com/office/drawing/2016/5/10/chartex" xmlns:cx5="http://schemas.microsoft.com/office/drawing/2016/5/11/chartex" xmlns:cx6="http://schemas.microsoft.com/office/drawing/2016/5/12/chartex" xmlns:cx7="http://schemas.microsoft.com/office/drawing/2016/5/13/chartex" xmlns:cx8="http://schemas.microsoft.com/office/drawing/2016/5/14/chartex" xmlns:mc="http://schemas.openxmlformats.org/markup-compatibility/2006" xmlns:aink="http://schemas.microsoft.com/office/drawing/2016/ink" xmlns:am3d="http://schemas.microsoft.com/office/drawing/2017/model3d" xmlns:o="urn:schemas-microsoft-com:office:office" xmlns:oel="http://schemas.microsoft.com/office/2019/extlst" xmlns:r="http://schemas.openxmlformats.org/officeDocument/2006/relationships" xmlns:m="http://schemas.openxmlformats.org/officeDocument/2006/math" xmlns:v="urn:schemas-microsoft-com:vml" xmlns:wp14="http://schemas.microsoft.com/office/word/2010/wordprocessingDrawing" xmlns:wp="http://schemas.openxmlformats.org/drawingml/2006/wordprocessingDrawing" xmlns:w10="urn:schemas-microsoft-com:office:word" xmlns:w="http://schemas.openxmlformats.org/wordprocessingml/2006/main" xmlns:w14="http://schemas.microsoft.com/office/word/2010/wordml" xmlns:w15="http://schemas.microsoft.com/office/word/2012/wordml" xmlns:w16cex="http://schemas.microsoft.com/office/word/2018/wordml/cex" xmlns:w16cid="http://schemas.microsoft.com/office/word/2016/wordml/cid" xmlns:w16="http://schemas.microsoft.com/office/word/2018/wordml" xmlns:w16du="http://schemas.microsoft.com/office/word/2023/wordml/word16du" xmlns:w16sdtdh="http://schemas.microsoft.com/office/word/2020/wordml/sdtdatahash" xmlns:w16sdtfl="http://schemas.microsoft.com/office/word/2024/wordml/sdtformatlock" xmlns:w16se="http://schemas.microsoft.com/office/word/2015/wordml/symex" xmlns:wpg="http://schemas.microsoft.com/office/word/2010/wordprocessingGroup" xmlns:wpi="http://schemas.microsoft.com/office/word/2010/wordprocessingInk" xmlns:wne="http://schemas.microsoft.com/office/word/2006/wordml" xmlns:wps="http://schemas.microsoft.com/office/word/2010/wordprocessingShape" mc:Ignorable="w14 w15 w16se w16cid w16 w16cex w16sdtdh w16sdtfl w16du wp14">
+<w:ftr xmlns:wpc="http://schemas.microsoft.com/office/word/2010/wordprocessingCanvas" xmlns:cx="http://schemas.microsoft.com/office/drawing/2014/chartex" xmlns:cx1="http://schemas.microsoft.com/office/drawing/2015/9/8/chartex" xmlns:cx2="http://schemas.microsoft.com/office/drawing/2015/10/21/chartex" xmlns:cx3="http://schemas.microsoft.com/office/drawing/2016/5/9/chartex" xmlns:cx4="http://schemas.microsoft.com/office/drawing/2016/5/10/chartex" xmlns:cx5="http://schemas.microsoft.com/office/drawing/2016/5/11/chartex" xmlns:cx6="http://schemas.microsoft.com/office/drawing/2016/5/12/chartex" xmlns:cx7="http://schemas.microsoft.com/office/drawing/2016/5/13/chartex" xmlns:cx8="http://schemas.microsoft.com/office/drawing/2016/5/14/chartex" xmlns:mc="http://schemas.openxmlformats.org/markup-compatibility/2006" xmlns:m="http://schemas.openxmlformats.org/officeDocument/2006/math" xmlns:aink="http://schemas.microsoft.com/office/drawing/2016/ink" xmlns:am3d="http://schemas.microsoft.com/office/drawing/2017/model3d" xmlns:oel="http://schemas.microsoft.com/office/2019/extlst" xmlns:r="http://schemas.openxmlformats.org/officeDocument/2006/relationships" xmlns:wp14="http://schemas.microsoft.com/office/word/2010/wordprocessingDrawing" xmlns:wp="http://schemas.openxmlformats.org/drawingml/2006/wordprocessingDrawing" xmlns:wpg="http://schemas.microsoft.com/office/word/2010/wordprocessingGroup" xmlns:wpi="http://schemas.microsoft.com/office/word/2010/wordprocessingInk" xmlns:wps="http://schemas.microsoft.com/office/word/2010/wordprocessingShape" xmlns:o="urn:schemas-microsoft-com:office:office" xmlns:v="urn:schemas-microsoft-com:vml" xmlns:w10="urn:schemas-microsoft-com:office:word" xmlns:w="http://schemas.openxmlformats.org/wordprocessingml/2006/main" xmlns:w14="http://schemas.microsoft.com/office/word/2010/wordml" xmlns:w15="http://schemas.microsoft.com/office/word/2012/wordml" xmlns:w16cei="http://schemas.microsoft.com/office/word/2026/wordml/cei" xmlns:w16cex="http://schemas.microsoft.com/office/word/2018/wordml/cex" xmlns:w16cid="http://schemas.microsoft.com/office/word/2016/wordml/cid" xmlns:w16="http://schemas.microsoft.com/office/word/2018/wordml" xmlns:w16sdtdh="http://schemas.microsoft.com/office/word/2020/wordml/sdtdatahash" xmlns:w16sdtfl="http://schemas.microsoft.com/office/word/2024/wordml/sdtformatlock" xmlns:w16se="http://schemas.microsoft.com/office/word/2015/wordml/symex" xmlns:w16du="http://schemas.microsoft.com/office/word/2023/wordml/word16du" xmlns:wne="http://schemas.microsoft.com/office/word/2006/wordml" mc:Ignorable="w14 w15 w16se w16cid w16 w16cex w16sdtdh w16sdtfl w16du wp14">
   <w:p>
     <w:pPr>
       <w:pStyle w:val="Voettekst"/>
@@ -11306,7 +11289,7 @@
 </file>
 
 <file path=word/footnotes.xml><?xml version="1.0" encoding="utf-8"?>
-<w:footnotes xmlns:wpc="http://schemas.microsoft.com/office/word/2010/wordprocessingCanvas" xmlns:cx="http://schemas.microsoft.com/office/drawing/2014/chartex" xmlns:cx1="http://schemas.microsoft.com/office/drawing/2015/9/8/chartex" xmlns:cx2="http://schemas.microsoft.com/office/drawing/2015/10/21/chartex" xmlns:cx3="http://schemas.microsoft.com/office/drawing/2016/5/9/chartex" xmlns:cx4="http://schemas.microsoft.com/office/drawing/2016/5/10/chartex" xmlns:cx5="http://schemas.microsoft.com/office/drawing/2016/5/11/chartex" xmlns:cx6="http://schemas.microsoft.com/office/drawing/2016/5/12/chartex" xmlns:cx7="http://schemas.microsoft.com/office/drawing/2016/5/13/chartex" xmlns:cx8="http://schemas.microsoft.com/office/drawing/2016/5/14/chartex" xmlns:mc="http://schemas.openxmlformats.org/markup-compatibility/2006" xmlns:aink="http://schemas.microsoft.com/office/drawing/2016/ink" xmlns:am3d="http://schemas.microsoft.com/office/drawing/2017/model3d" xmlns:o="urn:schemas-microsoft-com:office:office" xmlns:oel="http://schemas.microsoft.com/office/2019/extlst" xmlns:r="http://schemas.openxmlformats.org/officeDocument/2006/relationships" xmlns:m="http://schemas.openxmlformats.org/officeDocument/2006/math" xmlns:v="urn:schemas-microsoft-com:vml" xmlns:wp14="http://schemas.microsoft.com/office/word/2010/wordprocessingDrawing" xmlns:wp="http://schemas.openxmlformats.org/drawingml/2006/wordprocessingDrawing" xmlns:w10="urn:schemas-microsoft-com:office:word" xmlns:w="http://schemas.openxmlformats.org/wordprocessingml/2006/main" xmlns:w14="http://schemas.microsoft.com/office/word/2010/wordml" xmlns:w15="http://schemas.microsoft.com/office/word/2012/wordml" xmlns:w16cex="http://schemas.microsoft.com/office/word/2018/wordml/cex" xmlns:w16cid="http://schemas.microsoft.com/office/word/2016/wordml/cid" xmlns:w16="http://schemas.microsoft.com/office/word/2018/wordml" xmlns:w16du="http://schemas.microsoft.com/office/word/2023/wordml/word16du" xmlns:w16sdtdh="http://schemas.microsoft.com/office/word/2020/wordml/sdtdatahash" xmlns:w16sdtfl="http://schemas.microsoft.com/office/word/2024/wordml/sdtformatlock" xmlns:w16se="http://schemas.microsoft.com/office/word/2015/wordml/symex" xmlns:wpg="http://schemas.microsoft.com/office/word/2010/wordprocessingGroup" xmlns:wpi="http://schemas.microsoft.com/office/word/2010/wordprocessingInk" xmlns:wne="http://schemas.microsoft.com/office/word/2006/wordml" xmlns:wps="http://schemas.microsoft.com/office/word/2010/wordprocessingShape" mc:Ignorable="w14 w15 w16se w16cid w16 w16cex w16sdtdh w16sdtfl w16du wp14">
+<w:footnotes xmlns:wpc="http://schemas.microsoft.com/office/word/2010/wordprocessingCanvas" xmlns:cx="http://schemas.microsoft.com/office/drawing/2014/chartex" xmlns:cx1="http://schemas.microsoft.com/office/drawing/2015/9/8/chartex" xmlns:cx2="http://schemas.microsoft.com/office/drawing/2015/10/21/chartex" xmlns:cx3="http://schemas.microsoft.com/office/drawing/2016/5/9/chartex" xmlns:cx4="http://schemas.microsoft.com/office/drawing/2016/5/10/chartex" xmlns:cx5="http://schemas.microsoft.com/office/drawing/2016/5/11/chartex" xmlns:cx6="http://schemas.microsoft.com/office/drawing/2016/5/12/chartex" xmlns:cx7="http://schemas.microsoft.com/office/drawing/2016/5/13/chartex" xmlns:cx8="http://schemas.microsoft.com/office/drawing/2016/5/14/chartex" xmlns:mc="http://schemas.openxmlformats.org/markup-compatibility/2006" xmlns:m="http://schemas.openxmlformats.org/officeDocument/2006/math" xmlns:aink="http://schemas.microsoft.com/office/drawing/2016/ink" xmlns:am3d="http://schemas.microsoft.com/office/drawing/2017/model3d" xmlns:oel="http://schemas.microsoft.com/office/2019/extlst" xmlns:r="http://schemas.openxmlformats.org/officeDocument/2006/relationships" xmlns:wp14="http://schemas.microsoft.com/office/word/2010/wordprocessingDrawing" xmlns:wp="http://schemas.openxmlformats.org/drawingml/2006/wordprocessingDrawing" xmlns:wpg="http://schemas.microsoft.com/office/word/2010/wordprocessingGroup" xmlns:wpi="http://schemas.microsoft.com/office/word/2010/wordprocessingInk" xmlns:wps="http://schemas.microsoft.com/office/word/2010/wordprocessingShape" xmlns:o="urn:schemas-microsoft-com:office:office" xmlns:v="urn:schemas-microsoft-com:vml" xmlns:w10="urn:schemas-microsoft-com:office:word" xmlns:w="http://schemas.openxmlformats.org/wordprocessingml/2006/main" xmlns:w14="http://schemas.microsoft.com/office/word/2010/wordml" xmlns:w15="http://schemas.microsoft.com/office/word/2012/wordml" xmlns:w16cei="http://schemas.microsoft.com/office/word/2026/wordml/cei" xmlns:w16cex="http://schemas.microsoft.com/office/word/2018/wordml/cex" xmlns:w16cid="http://schemas.microsoft.com/office/word/2016/wordml/cid" xmlns:w16="http://schemas.microsoft.com/office/word/2018/wordml" xmlns:w16sdtdh="http://schemas.microsoft.com/office/word/2020/wordml/sdtdatahash" xmlns:w16sdtfl="http://schemas.microsoft.com/office/word/2024/wordml/sdtformatlock" xmlns:w16se="http://schemas.microsoft.com/office/word/2015/wordml/symex" xmlns:w16du="http://schemas.microsoft.com/office/word/2023/wordml/word16du" xmlns:wne="http://schemas.microsoft.com/office/word/2006/wordml" mc:Ignorable="w14 w15 w16se w16cid w16 w16cex w16sdtdh w16sdtfl w16du wp14">
   <w:footnote w:type="separator" w:id="-1">
     <w:p>
       <w:pPr>
@@ -11331,7 +11314,7 @@
 </file>
 
 <file path=word/header1.xml><?xml version="1.0" encoding="utf-8"?>
-<w:hdr xmlns:wpc="http://schemas.microsoft.com/office/word/2010/wordprocessingCanvas" xmlns:cx="http://schemas.microsoft.com/office/drawing/2014/chartex" xmlns:cx1="http://schemas.microsoft.com/office/drawing/2015/9/8/chartex" xmlns:cx2="http://schemas.microsoft.com/office/drawing/2015/10/21/chartex" xmlns:cx3="http://schemas.microsoft.com/office/drawing/2016/5/9/chartex" xmlns:cx4="http://schemas.microsoft.com/office/drawing/2016/5/10/chartex" xmlns:cx5="http://schemas.microsoft.com/office/drawing/2016/5/11/chartex" xmlns:cx6="http://schemas.microsoft.com/office/drawing/2016/5/12/chartex" xmlns:cx7="http://schemas.microsoft.com/office/drawing/2016/5/13/chartex" xmlns:cx8="http://schemas.microsoft.com/office/drawing/2016/5/14/chartex" xmlns:mc="http://schemas.openxmlformats.org/markup-compatibility/2006" xmlns:aink="http://schemas.microsoft.com/office/drawing/2016/ink" xmlns:am3d="http://schemas.microsoft.com/office/drawing/2017/model3d" xmlns:o="urn:schemas-microsoft-com:office:office" xmlns:oel="http://schemas.microsoft.com/office/2019/extlst" xmlns:r="http://schemas.openxmlformats.org/officeDocument/2006/relationships" xmlns:m="http://schemas.openxmlformats.org/officeDocument/2006/math" xmlns:v="urn:schemas-microsoft-com:vml" xmlns:wp14="http://schemas.microsoft.com/office/word/2010/wordprocessingDrawing" xmlns:wp="http://schemas.openxmlformats.org/drawingml/2006/wordprocessingDrawing" xmlns:w10="urn:schemas-microsoft-com:office:word" xmlns:w="http://schemas.openxmlformats.org/wordprocessingml/2006/main" xmlns:w14="http://schemas.microsoft.com/office/word/2010/wordml" xmlns:w15="http://schemas.microsoft.com/office/word/2012/wordml" xmlns:w16cex="http://schemas.microsoft.com/office/word/2018/wordml/cex" xmlns:w16cid="http://schemas.microsoft.com/office/word/2016/wordml/cid" xmlns:w16="http://schemas.microsoft.com/office/word/2018/wordml" xmlns:w16du="http://schemas.microsoft.com/office/word/2023/wordml/word16du" xmlns:w16sdtdh="http://schemas.microsoft.com/office/word/2020/wordml/sdtdatahash" xmlns:w16sdtfl="http://schemas.microsoft.com/office/word/2024/wordml/sdtformatlock" xmlns:w16se="http://schemas.microsoft.com/office/word/2015/wordml/symex" xmlns:wpg="http://schemas.microsoft.com/office/word/2010/wordprocessingGroup" xmlns:wpi="http://schemas.microsoft.com/office/word/2010/wordprocessingInk" xmlns:wne="http://schemas.microsoft.com/office/word/2006/wordml" xmlns:wps="http://schemas.microsoft.com/office/word/2010/wordprocessingShape" mc:Ignorable="w14 w15 w16se w16cid w16 w16cex w16sdtdh w16sdtfl w16du wp14">
+<w:hdr xmlns:wpc="http://schemas.microsoft.com/office/word/2010/wordprocessingCanvas" xmlns:cx="http://schemas.microsoft.com/office/drawing/2014/chartex" xmlns:cx1="http://schemas.microsoft.com/office/drawing/2015/9/8/chartex" xmlns:cx2="http://schemas.microsoft.com/office/drawing/2015/10/21/chartex" xmlns:cx3="http://schemas.microsoft.com/office/drawing/2016/5/9/chartex" xmlns:cx4="http://schemas.microsoft.com/office/drawing/2016/5/10/chartex" xmlns:cx5="http://schemas.microsoft.com/office/drawing/2016/5/11/chartex" xmlns:cx6="http://schemas.microsoft.com/office/drawing/2016/5/12/chartex" xmlns:cx7="http://schemas.microsoft.com/office/drawing/2016/5/13/chartex" xmlns:cx8="http://schemas.microsoft.com/office/drawing/2016/5/14/chartex" xmlns:mc="http://schemas.openxmlformats.org/markup-compatibility/2006" xmlns:m="http://schemas.openxmlformats.org/officeDocument/2006/math" xmlns:aink="http://schemas.microsoft.com/office/drawing/2016/ink" xmlns:am3d="http://schemas.microsoft.com/office/drawing/2017/model3d" xmlns:oel="http://schemas.microsoft.com/office/2019/extlst" xmlns:r="http://schemas.openxmlformats.org/officeDocument/2006/relationships" xmlns:wp14="http://schemas.microsoft.com/office/word/2010/wordprocessingDrawing" xmlns:wp="http://schemas.openxmlformats.org/drawingml/2006/wordprocessingDrawing" xmlns:wpg="http://schemas.microsoft.com/office/word/2010/wordprocessingGroup" xmlns:wpi="http://schemas.microsoft.com/office/word/2010/wordprocessingInk" xmlns:wps="http://schemas.microsoft.com/office/word/2010/wordprocessingShape" xmlns:o="urn:schemas-microsoft-com:office:office" xmlns:v="urn:schemas-microsoft-com:vml" xmlns:w10="urn:schemas-microsoft-com:office:word" xmlns:w="http://schemas.openxmlformats.org/wordprocessingml/2006/main" xmlns:w14="http://schemas.microsoft.com/office/word/2010/wordml" xmlns:w15="http://schemas.microsoft.com/office/word/2012/wordml" xmlns:w16cei="http://schemas.microsoft.com/office/word/2026/wordml/cei" xmlns:w16cex="http://schemas.microsoft.com/office/word/2018/wordml/cex" xmlns:w16cid="http://schemas.microsoft.com/office/word/2016/wordml/cid" xmlns:w16="http://schemas.microsoft.com/office/word/2018/wordml" xmlns:w16sdtdh="http://schemas.microsoft.com/office/word/2020/wordml/sdtdatahash" xmlns:w16sdtfl="http://schemas.microsoft.com/office/word/2024/wordml/sdtformatlock" xmlns:w16se="http://schemas.microsoft.com/office/word/2015/wordml/symex" xmlns:w16du="http://schemas.microsoft.com/office/word/2023/wordml/word16du" xmlns:wne="http://schemas.microsoft.com/office/word/2006/wordml" mc:Ignorable="w14 w15 w16se w16cid w16 w16cex w16sdtdh w16sdtfl w16du wp14">
   <w:p>
     <w:pPr>
       <w:pStyle w:val="Koptekst"/>
@@ -11368,7 +11351,7 @@
 </file>
 
 <file path=word/header2.xml><?xml version="1.0" encoding="utf-8"?>
-<w:hdr xmlns:wpc="http://schemas.microsoft.com/office/word/2010/wordprocessingCanvas" xmlns:cx="http://schemas.microsoft.com/office/drawing/2014/chartex" xmlns:cx1="http://schemas.microsoft.com/office/drawing/2015/9/8/chartex" xmlns:cx2="http://schemas.microsoft.com/office/drawing/2015/10/21/chartex" xmlns:cx3="http://schemas.microsoft.com/office/drawing/2016/5/9/chartex" xmlns:cx4="http://schemas.microsoft.com/office/drawing/2016/5/10/chartex" xmlns:cx5="http://schemas.microsoft.com/office/drawing/2016/5/11/chartex" xmlns:cx6="http://schemas.microsoft.com/office/drawing/2016/5/12/chartex" xmlns:cx7="http://schemas.microsoft.com/office/drawing/2016/5/13/chartex" xmlns:cx8="http://schemas.microsoft.com/office/drawing/2016/5/14/chartex" xmlns:mc="http://schemas.openxmlformats.org/markup-compatibility/2006" xmlns:aink="http://schemas.microsoft.com/office/drawing/2016/ink" xmlns:am3d="http://schemas.microsoft.com/office/drawing/2017/model3d" xmlns:o="urn:schemas-microsoft-com:office:office" xmlns:oel="http://schemas.microsoft.com/office/2019/extlst" xmlns:r="http://schemas.openxmlformats.org/officeDocument/2006/relationships" xmlns:m="http://schemas.openxmlformats.org/officeDocument/2006/math" xmlns:v="urn:schemas-microsoft-com:vml" xmlns:wp14="http://schemas.microsoft.com/office/word/2010/wordprocessingDrawing" xmlns:wp="http://schemas.openxmlformats.org/drawingml/2006/wordprocessingDrawing" xmlns:w10="urn:schemas-microsoft-com:office:word" xmlns:w="http://schemas.openxmlformats.org/wordprocessingml/2006/main" xmlns:w14="http://schemas.microsoft.com/office/word/2010/wordml" xmlns:w15="http://schemas.microsoft.com/office/word/2012/wordml" xmlns:w16cex="http://schemas.microsoft.com/office/word/2018/wordml/cex" xmlns:w16cid="http://schemas.microsoft.com/office/word/2016/wordml/cid" xmlns:w16="http://schemas.microsoft.com/office/word/2018/wordml" xmlns:w16du="http://schemas.microsoft.com/office/word/2023/wordml/word16du" xmlns:w16sdtdh="http://schemas.microsoft.com/office/word/2020/wordml/sdtdatahash" xmlns:w16sdtfl="http://schemas.microsoft.com/office/word/2024/wordml/sdtformatlock" xmlns:w16se="http://schemas.microsoft.com/office/word/2015/wordml/symex" xmlns:wpg="http://schemas.microsoft.com/office/word/2010/wordprocessingGroup" xmlns:wpi="http://schemas.microsoft.com/office/word/2010/wordprocessingInk" xmlns:wne="http://schemas.microsoft.com/office/word/2006/wordml" xmlns:wps="http://schemas.microsoft.com/office/word/2010/wordprocessingShape" mc:Ignorable="w14 w15 w16se w16cid w16 w16cex w16sdtdh w16sdtfl w16du wp14">
+<w:hdr xmlns:wpc="http://schemas.microsoft.com/office/word/2010/wordprocessingCanvas" xmlns:cx="http://schemas.microsoft.com/office/drawing/2014/chartex" xmlns:cx1="http://schemas.microsoft.com/office/drawing/2015/9/8/chartex" xmlns:cx2="http://schemas.microsoft.com/office/drawing/2015/10/21/chartex" xmlns:cx3="http://schemas.microsoft.com/office/drawing/2016/5/9/chartex" xmlns:cx4="http://schemas.microsoft.com/office/drawing/2016/5/10/chartex" xmlns:cx5="http://schemas.microsoft.com/office/drawing/2016/5/11/chartex" xmlns:cx6="http://schemas.microsoft.com/office/drawing/2016/5/12/chartex" xmlns:cx7="http://schemas.microsoft.com/office/drawing/2016/5/13/chartex" xmlns:cx8="http://schemas.microsoft.com/office/drawing/2016/5/14/chartex" xmlns:mc="http://schemas.openxmlformats.org/markup-compatibility/2006" xmlns:m="http://schemas.openxmlformats.org/officeDocument/2006/math" xmlns:aink="http://schemas.microsoft.com/office/drawing/2016/ink" xmlns:am3d="http://schemas.microsoft.com/office/drawing/2017/model3d" xmlns:oel="http://schemas.microsoft.com/office/2019/extlst" xmlns:r="http://schemas.openxmlformats.org/officeDocument/2006/relationships" xmlns:wp14="http://schemas.microsoft.com/office/word/2010/wordprocessingDrawing" xmlns:wp="http://schemas.openxmlformats.org/drawingml/2006/wordprocessingDrawing" xmlns:wpg="http://schemas.microsoft.com/office/word/2010/wordprocessingGroup" xmlns:wpi="http://schemas.microsoft.com/office/word/2010/wordprocessingInk" xmlns:wps="http://schemas.microsoft.com/office/word/2010/wordprocessingShape" xmlns:o="urn:schemas-microsoft-com:office:office" xmlns:v="urn:schemas-microsoft-com:vml" xmlns:w10="urn:schemas-microsoft-com:office:word" xmlns:w="http://schemas.openxmlformats.org/wordprocessingml/2006/main" xmlns:w14="http://schemas.microsoft.com/office/word/2010/wordml" xmlns:w15="http://schemas.microsoft.com/office/word/2012/wordml" xmlns:w16cei="http://schemas.microsoft.com/office/word/2026/wordml/cei" xmlns:w16cex="http://schemas.microsoft.com/office/word/2018/wordml/cex" xmlns:w16cid="http://schemas.microsoft.com/office/word/2016/wordml/cid" xmlns:w16="http://schemas.microsoft.com/office/word/2018/wordml" xmlns:w16sdtdh="http://schemas.microsoft.com/office/word/2020/wordml/sdtdatahash" xmlns:w16sdtfl="http://schemas.microsoft.com/office/word/2024/wordml/sdtformatlock" xmlns:w16se="http://schemas.microsoft.com/office/word/2015/wordml/symex" xmlns:w16du="http://schemas.microsoft.com/office/word/2023/wordml/word16du" xmlns:wne="http://schemas.microsoft.com/office/word/2006/wordml" mc:Ignorable="w14 w15 w16se w16cid w16 w16cex w16sdtdh w16sdtfl w16du wp14">
   <w:sdt>
     <w:sdtPr>
       <w:id w:val="733898965"/>
@@ -11421,7 +11404,7 @@
 </file>
 
 <file path=word/styles.xml><?xml version="1.0" encoding="utf-8"?>
-<w:styles xmlns:mc="http://schemas.openxmlformats.org/markup-compatibility/2006" xmlns:r="http://schemas.openxmlformats.org/officeDocument/2006/relationships" xmlns:w="http://schemas.openxmlformats.org/wordprocessingml/2006/main" xmlns:w14="http://schemas.microsoft.com/office/word/2010/wordml" xmlns:w15="http://schemas.microsoft.com/office/word/2012/wordml" xmlns:w16cex="http://schemas.microsoft.com/office/word/2018/wordml/cex" xmlns:w16cid="http://schemas.microsoft.com/office/word/2016/wordml/cid" xmlns:w16="http://schemas.microsoft.com/office/word/2018/wordml" xmlns:w16du="http://schemas.microsoft.com/office/word/2023/wordml/word16du" xmlns:w16sdtdh="http://schemas.microsoft.com/office/word/2020/wordml/sdtdatahash" xmlns:w16sdtfl="http://schemas.microsoft.com/office/word/2024/wordml/sdtformatlock" xmlns:w16se="http://schemas.microsoft.com/office/word/2015/wordml/symex" mc:Ignorable="w14 w15 w16se w16cid w16 w16cex w16sdtdh w16sdtfl w16du">
+<w:styles xmlns:mc="http://schemas.openxmlformats.org/markup-compatibility/2006" xmlns:r="http://schemas.openxmlformats.org/officeDocument/2006/relationships" xmlns:w="http://schemas.openxmlformats.org/wordprocessingml/2006/main" xmlns:w14="http://schemas.microsoft.com/office/word/2010/wordml" xmlns:w15="http://schemas.microsoft.com/office/word/2012/wordml" xmlns:w16cex="http://schemas.microsoft.com/office/word/2018/wordml/cex" xmlns:w16cid="http://schemas.microsoft.com/office/word/2016/wordml/cid" xmlns:w16="http://schemas.microsoft.com/office/word/2018/wordml" xmlns:w16sdtdh="http://schemas.microsoft.com/office/word/2020/wordml/sdtdatahash" xmlns:w16sdtfl="http://schemas.microsoft.com/office/word/2024/wordml/sdtformatlock" xmlns:w16se="http://schemas.microsoft.com/office/word/2015/wordml/symex" xmlns:w16du="http://schemas.microsoft.com/office/word/2023/wordml/word16du" mc:Ignorable="w14 w15 w16se w16cid w16 w16cex w16sdtdh w16sdtfl w16du">
   <w:docDefaults>
     <w:rPrDefault>
       <w:rPr>
